--- a/TroubleshootingAndBugReporting.docx
+++ b/TroubleshootingAndBugReporting.docx
@@ -91,19 +91,7 @@
         <w:rPr>
           <w:rFonts w:ascii="Arial" w:hAnsi="Arial" w:cs="Arial"/>
         </w:rPr>
-        <w:t>a</w:t>
-      </w:r>
-      <w:r>
-        <w:rPr>
-          <w:rFonts w:ascii="Arial" w:hAnsi="Arial" w:cs="Arial"/>
-        </w:rPr>
-        <w:t>nd a</w:t>
-      </w:r>
-      <w:r>
-        <w:rPr>
-          <w:rFonts w:ascii="Arial" w:hAnsi="Arial" w:cs="Arial"/>
-        </w:rPr>
-        <w:t xml:space="preserve">ny </w:t>
+        <w:t xml:space="preserve">and any </w:t>
       </w:r>
       <w:proofErr w:type="gramStart"/>
       <w:r>
@@ -355,28 +343,11 @@
         <w:rPr>
           <w:rFonts w:ascii="Arial" w:hAnsi="Arial" w:cs="Arial"/>
         </w:rPr>
-        <w:t xml:space="preserve">s can be found </w:t>
-      </w:r>
-      <w:proofErr w:type="gramStart"/>
-      <w:r>
-        <w:rPr>
-          <w:rFonts w:ascii="Arial" w:hAnsi="Arial" w:cs="Arial"/>
-        </w:rPr>
-        <w:t>at</w:t>
-      </w:r>
-      <w:r>
-        <w:rPr>
-          <w:rFonts w:ascii="Arial" w:hAnsi="Arial" w:cs="Arial"/>
-        </w:rPr>
-        <w:t xml:space="preserve"> </w:t>
+        <w:t>s can be found at</w:t>
       </w:r>
       <w:bookmarkStart w:id="0" w:name="_Hlk220487683"/>
       <w:r>
-        <w:t>:</w:t>
-      </w:r>
-      <w:proofErr w:type="gramEnd"/>
-      <w:r>
-        <w:t xml:space="preserve"> </w:t>
+        <w:t xml:space="preserve">: </w:t>
       </w:r>
       <w:hyperlink r:id="rId5" w:history="1">
         <w:r>
@@ -391,7 +362,21 @@
         <w:rPr>
           <w:rFonts w:ascii="Arial" w:hAnsi="Arial" w:cs="Arial"/>
         </w:rPr>
-        <w:t xml:space="preserve"> </w:t>
+        <w:t xml:space="preserve">. If you still have issues, try converting your file to a different video format, and/or try switching your </w:t>
+      </w:r>
+      <w:proofErr w:type="spellStart"/>
+      <w:r>
+        <w:rPr>
+          <w:rFonts w:ascii="Arial" w:hAnsi="Arial" w:cs="Arial"/>
+        </w:rPr>
+        <w:t>Ratalyzer</w:t>
+      </w:r>
+      <w:proofErr w:type="spellEnd"/>
+      <w:r>
+        <w:rPr>
+          <w:rFonts w:ascii="Arial" w:hAnsi="Arial" w:cs="Arial"/>
+        </w:rPr>
+        <w:t xml:space="preserve"> window between full screen and default size.</w:t>
       </w:r>
     </w:p>
     <w:p>
